--- a/.NetCore/Chapter 5/SQL/Activity/Functions/StringFunction-Activity.docx
+++ b/.NetCore/Chapter 5/SQL/Activity/Functions/StringFunction-Activity.docx
@@ -349,7 +349,7 @@
     <w:p>
       <w:r>
         <w:pict w14:anchorId="328BAF51">
-          <v:rect id="_x0000_i1037" style="width:0;height:1.5pt" o:hralign="center" o:hrstd="t" o:hr="t" fillcolor="#a0a0a0" stroked="f"/>
+          <v:rect id="_x0000_i1025" style="width:0;height:1.5pt" o:hralign="center" o:hrstd="t" o:hr="t" fillcolor="#a0a0a0" stroked="f"/>
         </w:pict>
       </w:r>
     </w:p>
@@ -477,7 +477,7 @@
     <w:p>
       <w:r>
         <w:pict w14:anchorId="33D189F9">
-          <v:rect id="_x0000_i1038" style="width:0;height:1.5pt" o:hralign="center" o:hrstd="t" o:hr="t" fillcolor="#a0a0a0" stroked="f"/>
+          <v:rect id="_x0000_i1026" style="width:0;height:1.5pt" o:hralign="center" o:hrstd="t" o:hr="t" fillcolor="#a0a0a0" stroked="f"/>
         </w:pict>
       </w:r>
     </w:p>
@@ -1427,7 +1427,10 @@
           <w:p>
             <w:proofErr w:type="spellStart"/>
             <w:r>
-              <w:t>johndoe</w:t>
+              <w:t>J</w:t>
+            </w:r>
+            <w:r>
+              <w:t>ohndoe</w:t>
             </w:r>
             <w:proofErr w:type="spellEnd"/>
           </w:p>
@@ -1444,12 +1447,13 @@
             <w:hideMark/>
           </w:tcPr>
           <w:p>
-            <w:proofErr w:type="spellStart"/>
             <w:r>
               <w:lastRenderedPageBreak/>
-              <w:t>alice</w:t>
-            </w:r>
-            <w:proofErr w:type="spellEnd"/>
+              <w:t>A</w:t>
+            </w:r>
+            <w:r>
+              <w:t>lice</w:t>
+            </w:r>
           </w:p>
         </w:tc>
       </w:tr>
@@ -1465,7 +1469,10 @@
           </w:tcPr>
           <w:p>
             <w:r>
-              <w:t>bobby</w:t>
+              <w:t>B</w:t>
+            </w:r>
+            <w:r>
+              <w:t>obby</w:t>
             </w:r>
           </w:p>
         </w:tc>
@@ -2358,6 +2365,7 @@
   <w:style w:type="character" w:default="1" w:styleId="DefaultParagraphFont">
     <w:name w:val="Default Paragraph Font"/>
     <w:uiPriority w:val="1"/>
+    <w:semiHidden/>
     <w:unhideWhenUsed/>
   </w:style>
   <w:style w:type="table" w:default="1" w:styleId="TableNormal">
